--- a/DOCS-PEOPLE-LEAD/Ana-Karina/06-Resumo-Call-2.docx
+++ b/DOCS-PEOPLE-LEAD/Ana-Karina/06-Resumo-Call-2.docx
@@ -1363,7 +1363,39 @@
         <w:pStyle w:val="ListBullet"/>
       </w:pPr>
       <w:r>
-        <w:t>Pendências para #3: nome do app, e-mail Rafael, quadro T/S/A, expectativa Analyst vs Associate.</w:t>
+        <w:t>Pendências para #3: nome do app, quadro T/S/A, expectativa Analyst vs Associate.</w:t>
+      </w:r>
+    </w:p>
+    <w:p>
+      <w:pPr>
+        <w:pStyle w:val="ListBullet"/>
+      </w:pPr>
+      <w:r>
+        <w:rPr>
+          <w:b/>
+        </w:rPr>
+        <w:t>Confirmado RH 28/08:</w:t>
+      </w:r>
+      <w:r>
+        <w:t xml:space="preserve"> gestor </w:t>
+      </w:r>
+      <w:r>
+        <w:rPr>
+          <w:b/>
+        </w:rPr>
+        <w:t>Rafael Coloda</w:t>
+      </w:r>
+      <w:r>
+        <w:t xml:space="preserve"> (rafael.coloda@avanade.com); input PL até </w:t>
+      </w:r>
+      <w:r>
+        <w:rPr>
+          <w:b/>
+        </w:rPr>
+        <w:t>11/09</w:t>
+      </w:r>
+      <w:r>
+        <w:t>.</w:t>
       </w:r>
     </w:p>
     <w:p>
@@ -1447,6 +1479,57 @@
           <w:b/>
         </w:rPr>
         <w:t>Enviar</w:t>
+      </w:r>
+      <w:r>
+        <w:t>.</w:t>
+      </w:r>
+    </w:p>
+    <w:p>
+      <w:r>
+        <w:rPr>
+          <w:b/>
+        </w:rPr>
+        <w:t>Seu prazo (People Lead):</w:t>
+      </w:r>
+      <w:r>
+        <w:t xml:space="preserve"> input </w:t>
+      </w:r>
+      <w:r>
+        <w:rPr>
+          <w:b/>
+        </w:rPr>
+        <w:t>ABCD Form</w:t>
+      </w:r>
+      <w:r>
+        <w:t xml:space="preserve"> até </w:t>
+      </w:r>
+      <w:r>
+        <w:rPr>
+          <w:b/>
+        </w:rPr>
+        <w:t>11/09</w:t>
+      </w:r>
+      <w:r>
+        <w:t xml:space="preserve"> — </w:t>
+      </w:r>
+      <w:r>
+        <w:rPr>
+          <w:rFonts w:ascii="Consolas" w:hAnsi="Consolas"/>
+          <w:color w:val="333333"/>
+          <w:sz w:val="18"/>
+        </w:rPr>
+        <w:t>11-dados-oficiais-rh-ciclo.md</w:t>
+      </w:r>
+      <w:r>
+        <w:t xml:space="preserve"> / </w:t>
+      </w:r>
+      <w:r>
+        <w:rPr>
+          <w:rFonts w:ascii="Consolas" w:hAnsi="Consolas"/>
+          <w:color w:val="333333"/>
+          <w:sz w:val="18"/>
+        </w:rPr>
+        <w:t>07-Dados-Oficiais-RH-Ciclo.docx</w:t>
       </w:r>
       <w:r>
         <w:t>.</w:t>
